--- a/docs/lista_louvores/Textos_Louvores/AS MARCAS DE CRISTO.docx
+++ b/docs/lista_louvores/Textos_Louvores/AS MARCAS DE CRISTO.docx
@@ -1,33 +1,26 @@
 
 <file path=word/document.xml><?xml version="1.0" encoding="utf-8"?>
-<w:document xmlns:wpc="http://schemas.microsoft.com/office/word/2010/wordprocessingCanvas" xmlns:cx="http://schemas.microsoft.com/office/drawing/2014/chartex" xmlns:cx1="http://schemas.microsoft.com/office/drawing/2015/9/8/chartex" xmlns:cx2="http://schemas.microsoft.com/office/drawing/2015/10/21/chartex" xmlns:cx3="http://schemas.microsoft.com/office/drawing/2016/5/9/chartex" xmlns:cx4="http://schemas.microsoft.com/office/drawing/2016/5/10/chartex" xmlns:cx5="http://schemas.microsoft.com/office/drawing/2016/5/11/chartex" xmlns:cx6="http://schemas.microsoft.com/office/drawing/2016/5/12/chartex" xmlns:cx7="http://schemas.microsoft.com/office/drawing/2016/5/13/chartex" xmlns:cx8="http://schemas.microsoft.com/office/drawing/2016/5/14/chartex" xmlns:mc="http://schemas.openxmlformats.org/markup-compatibility/2006" xmlns:aink="http://schemas.microsoft.com/office/drawing/2016/ink" xmlns:am3d="http://schemas.microsoft.com/office/drawing/2017/model3d" xmlns:o="urn:schemas-microsoft-com:office:office" xmlns:r="http://schemas.openxmlformats.org/officeDocument/2006/relationships" xmlns:m="http://schemas.openxmlformats.org/officeDocument/2006/math" xmlns:v="urn:schemas-microsoft-com:vml" xmlns:wp14="http://schemas.microsoft.com/office/word/2010/wordprocessingDrawing" xmlns:wp="http://schemas.openxmlformats.org/drawingml/2006/wordprocessingDrawing" xmlns:w10="urn:schemas-microsoft-com:office:word" xmlns:w="http://schemas.openxmlformats.org/wordprocessingml/2006/main" xmlns:w14="http://schemas.microsoft.com/office/word/2010/wordml" xmlns:w15="http://schemas.microsoft.com/office/word/2012/wordml" xmlns:w16cid="http://schemas.microsoft.com/office/word/2016/wordml/cid" xmlns:w16se="http://schemas.microsoft.com/office/word/2015/wordml/symex" xmlns:wpg="http://schemas.microsoft.com/office/word/2010/wordprocessingGroup" xmlns:wpi="http://schemas.microsoft.com/office/word/2010/wordprocessingInk" xmlns:wne="http://schemas.microsoft.com/office/word/2006/wordml" xmlns:wps="http://schemas.microsoft.com/office/word/2010/wordprocessingShape" mc:Ignorable="w14 w15 w16se w16cid wp14">
+<w:document xmlns:wpc="http://schemas.microsoft.com/office/word/2010/wordprocessingCanvas" xmlns:cx="http://schemas.microsoft.com/office/drawing/2014/chartex" xmlns:cx1="http://schemas.microsoft.com/office/drawing/2015/9/8/chartex" xmlns:cx2="http://schemas.microsoft.com/office/drawing/2015/10/21/chartex" xmlns:cx3="http://schemas.microsoft.com/office/drawing/2016/5/9/chartex" xmlns:cx4="http://schemas.microsoft.com/office/drawing/2016/5/10/chartex" xmlns:cx5="http://schemas.microsoft.com/office/drawing/2016/5/11/chartex" xmlns:cx6="http://schemas.microsoft.com/office/drawing/2016/5/12/chartex" xmlns:cx7="http://schemas.microsoft.com/office/drawing/2016/5/13/chartex" xmlns:cx8="http://schemas.microsoft.com/office/drawing/2016/5/14/chartex" xmlns:mc="http://schemas.openxmlformats.org/markup-compatibility/2006" xmlns:aink="http://schemas.microsoft.com/office/drawing/2016/ink" xmlns:am3d="http://schemas.microsoft.com/office/drawing/2017/model3d" xmlns:o="urn:schemas-microsoft-com:office:office" xmlns:oel="http://schemas.microsoft.com/office/2019/extlst" xmlns:r="http://schemas.openxmlformats.org/officeDocument/2006/relationships" xmlns:m="http://schemas.openxmlformats.org/officeDocument/2006/math" xmlns:v="urn:schemas-microsoft-com:vml" xmlns:wp14="http://schemas.microsoft.com/office/word/2010/wordprocessingDrawing" xmlns:wp="http://schemas.openxmlformats.org/drawingml/2006/wordprocessingDrawing" xmlns:w10="urn:schemas-microsoft-com:office:word" xmlns:w="http://schemas.openxmlformats.org/wordprocessingml/2006/main" xmlns:w14="http://schemas.microsoft.com/office/word/2010/wordml" xmlns:w15="http://schemas.microsoft.com/office/word/2012/wordml" xmlns:w16cex="http://schemas.microsoft.com/office/word/2018/wordml/cex" xmlns:w16cid="http://schemas.microsoft.com/office/word/2016/wordml/cid" xmlns:w16="http://schemas.microsoft.com/office/word/2018/wordml" xmlns:w16du="http://schemas.microsoft.com/office/word/2023/wordml/word16du" xmlns:w16sdtdh="http://schemas.microsoft.com/office/word/2020/wordml/sdtdatahash" xmlns:w16sdtfl="http://schemas.microsoft.com/office/word/2024/wordml/sdtformatlock" xmlns:w16se="http://schemas.microsoft.com/office/word/2015/wordml/symex" xmlns:wpg="http://schemas.microsoft.com/office/word/2010/wordprocessingGroup" xmlns:wpi="http://schemas.microsoft.com/office/word/2010/wordprocessingInk" xmlns:wne="http://schemas.microsoft.com/office/word/2006/wordml" xmlns:wps="http://schemas.microsoft.com/office/word/2010/wordprocessingShape" mc:Ignorable="w14 w15 w16se w16cid w16 w16cex w16sdtdh w16sdtfl w16du wp14">
   <w:body>
     <w:p>
       <w:pPr>
-        <w:spacing w:after="0" w:line="240" w:lineRule="auto"/>
-        <w:rPr>
-          <w:rFonts w:ascii="Arial" w:eastAsia="Arial" w:hAnsi="Arial" w:cs="Arial"/>
-          <w:color w:val="000000" w:themeColor="text1"/>
-          <w:sz w:val="28"/>
-          <w:szCs w:val="28"/>
+        <w:pStyle w:val="Ttulo1"/>
+        <w:rPr>
+          <w:rFonts w:eastAsia="Arial"/>
         </w:rPr>
       </w:pPr>
       <w:r>
         <w:rPr>
-          <w:rFonts w:ascii="Arial" w:eastAsia="Arial" w:hAnsi="Arial" w:cs="Arial"/>
-          <w:color w:val="000000" w:themeColor="text1"/>
-          <w:sz w:val="28"/>
-          <w:szCs w:val="28"/>
-          <w:u w:val="single"/>
+          <w:rFonts w:eastAsia="Arial"/>
         </w:rPr>
         <w:t>AS MARCAS DE CRISTO</w:t>
       </w:r>
     </w:p>
     <w:p>
       <w:pPr>
-        <w:spacing w:before="120" w:after="0" w:line="240" w:lineRule="auto"/>
-        <w:rPr>
-          <w:rFonts w:ascii="Arial" w:eastAsia="Arial" w:hAnsi="Arial" w:cs="Arial"/>
+        <w:spacing w:after="120" w:line="240" w:lineRule="auto"/>
+        <w:rPr>
+          <w:rFonts w:ascii="Times New Roman" w:eastAsia="Arial" w:hAnsi="Times New Roman" w:cs="Times New Roman"/>
           <w:color w:val="000000" w:themeColor="text1"/>
           <w:sz w:val="24"/>
           <w:szCs w:val="24"/>
@@ -35,19 +28,71 @@
       </w:pPr>
       <w:r>
         <w:rPr>
-          <w:rFonts w:ascii="Arial" w:eastAsia="Arial" w:hAnsi="Arial" w:cs="Arial"/>
+          <w:rFonts w:ascii="Times New Roman" w:eastAsia="Arial" w:hAnsi="Times New Roman" w:cs="Times New Roman"/>
           <w:color w:val="000000" w:themeColor="text1"/>
           <w:sz w:val="24"/>
           <w:szCs w:val="24"/>
         </w:rPr>
         <w:t xml:space="preserve">Nenhum só plano Teu, Senhor, </w:t>
+      </w:r>
+      <w:r>
+        <w:rPr>
+          <w:rFonts w:ascii="Times New Roman" w:eastAsia="Arial" w:hAnsi="Times New Roman" w:cs="Times New Roman"/>
+          <w:color w:val="000000" w:themeColor="text1"/>
+          <w:sz w:val="24"/>
+          <w:szCs w:val="24"/>
+        </w:rPr>
+        <w:br/>
+      </w:r>
+      <w:r>
+        <w:rPr>
+          <w:rFonts w:ascii="Times New Roman" w:eastAsia="Arial" w:hAnsi="Times New Roman" w:cs="Times New Roman"/>
+          <w:color w:val="000000" w:themeColor="text1"/>
+          <w:sz w:val="24"/>
+          <w:szCs w:val="24"/>
+        </w:rPr>
+        <w:t>Deixará de se cumprir</w:t>
+      </w:r>
+      <w:r>
+        <w:rPr>
+          <w:rFonts w:ascii="Times New Roman" w:hAnsi="Times New Roman" w:cs="Times New Roman"/>
+          <w:sz w:val="24"/>
+          <w:szCs w:val="24"/>
+        </w:rPr>
+        <w:br/>
+      </w:r>
+      <w:r>
+        <w:rPr>
+          <w:rFonts w:ascii="Times New Roman" w:eastAsia="Arial" w:hAnsi="Times New Roman" w:cs="Times New Roman"/>
+          <w:color w:val="000000" w:themeColor="text1"/>
+          <w:sz w:val="24"/>
+          <w:szCs w:val="24"/>
+        </w:rPr>
+        <w:t xml:space="preserve">O que Tua palavra diz </w:t>
+      </w:r>
+      <w:r>
+        <w:rPr>
+          <w:rFonts w:ascii="Times New Roman" w:hAnsi="Times New Roman" w:cs="Times New Roman"/>
+          <w:sz w:val="24"/>
+          <w:szCs w:val="24"/>
+        </w:rPr>
+        <w:br/>
+      </w:r>
+      <w:r>
+        <w:rPr>
+          <w:rFonts w:ascii="Times New Roman" w:eastAsia="Arial" w:hAnsi="Times New Roman" w:cs="Times New Roman"/>
+          <w:color w:val="000000" w:themeColor="text1"/>
+          <w:sz w:val="24"/>
+          <w:szCs w:val="24"/>
+        </w:rPr>
+        <w:t>A respeito de mim, jamais irá cair</w:t>
       </w:r>
     </w:p>
     <w:p>
       <w:pPr>
-        <w:spacing w:after="0" w:line="240" w:lineRule="auto"/>
-        <w:rPr>
-          <w:rFonts w:ascii="Arial" w:eastAsia="Arial" w:hAnsi="Arial" w:cs="Arial"/>
+        <w:spacing w:after="120" w:line="240" w:lineRule="auto"/>
+        <w:rPr>
+          <w:rFonts w:ascii="Times New Roman" w:eastAsia="Arial" w:hAnsi="Times New Roman" w:cs="Times New Roman"/>
           <w:color w:val="000000" w:themeColor="text1"/>
           <w:sz w:val="24"/>
           <w:szCs w:val="24"/>
@@ -55,63 +100,73 @@
       </w:pPr>
       <w:r>
         <w:rPr>
-          <w:rFonts w:ascii="Arial" w:eastAsia="Arial" w:hAnsi="Arial" w:cs="Arial"/>
-          <w:color w:val="000000" w:themeColor="text1"/>
-          <w:sz w:val="24"/>
-          <w:szCs w:val="24"/>
-        </w:rPr>
-        <w:t>Deixará de se cumprir</w:t>
-      </w:r>
-      <w:r>
-        <w:br/>
-      </w:r>
-      <w:r>
-        <w:rPr>
-          <w:rFonts w:ascii="Arial" w:eastAsia="Arial" w:hAnsi="Arial" w:cs="Arial"/>
-          <w:color w:val="000000" w:themeColor="text1"/>
-          <w:sz w:val="24"/>
-          <w:szCs w:val="24"/>
-        </w:rPr>
-        <w:t xml:space="preserve">O </w:t>
-      </w:r>
-      <w:proofErr w:type="gramStart"/>
-      <w:r>
-        <w:rPr>
-          <w:rFonts w:ascii="Arial" w:eastAsia="Arial" w:hAnsi="Arial" w:cs="Arial"/>
-          <w:color w:val="000000" w:themeColor="text1"/>
-          <w:sz w:val="24"/>
-          <w:szCs w:val="24"/>
-        </w:rPr>
-        <w:t>que Tua</w:t>
-      </w:r>
-      <w:proofErr w:type="gramEnd"/>
-      <w:r>
-        <w:rPr>
-          <w:rFonts w:ascii="Arial" w:eastAsia="Arial" w:hAnsi="Arial" w:cs="Arial"/>
-          <w:color w:val="000000" w:themeColor="text1"/>
-          <w:sz w:val="24"/>
-          <w:szCs w:val="24"/>
-        </w:rPr>
-        <w:t xml:space="preserve"> palavra diz </w:t>
-      </w:r>
-      <w:r>
-        <w:br/>
-      </w:r>
-      <w:r>
-        <w:rPr>
-          <w:rFonts w:ascii="Arial" w:eastAsia="Arial" w:hAnsi="Arial" w:cs="Arial"/>
-          <w:color w:val="000000" w:themeColor="text1"/>
-          <w:sz w:val="24"/>
-          <w:szCs w:val="24"/>
-        </w:rPr>
-        <w:t>A respeito de mim, jamais irá cair</w:t>
+          <w:rFonts w:ascii="Times New Roman" w:eastAsia="Arial" w:hAnsi="Times New Roman" w:cs="Times New Roman"/>
+          <w:color w:val="000000" w:themeColor="text1"/>
+          <w:sz w:val="24"/>
+          <w:szCs w:val="24"/>
+        </w:rPr>
+        <w:t>Toda a criação espera</w:t>
+      </w:r>
+      <w:r>
+        <w:rPr>
+          <w:rFonts w:ascii="Times New Roman" w:hAnsi="Times New Roman" w:cs="Times New Roman"/>
+          <w:sz w:val="24"/>
+          <w:szCs w:val="24"/>
+        </w:rPr>
+        <w:br/>
+      </w:r>
+      <w:r>
+        <w:rPr>
+          <w:rFonts w:ascii="Times New Roman" w:eastAsia="Arial" w:hAnsi="Times New Roman" w:cs="Times New Roman"/>
+          <w:color w:val="000000" w:themeColor="text1"/>
+          <w:sz w:val="24"/>
+          <w:szCs w:val="24"/>
+        </w:rPr>
+        <w:t>Ver Tua glória em nós brilhar</w:t>
+      </w:r>
+      <w:r>
+        <w:rPr>
+          <w:rFonts w:ascii="Times New Roman" w:hAnsi="Times New Roman" w:cs="Times New Roman"/>
+          <w:sz w:val="24"/>
+          <w:szCs w:val="24"/>
+        </w:rPr>
+        <w:br/>
+      </w:r>
+      <w:r>
+        <w:rPr>
+          <w:rFonts w:ascii="Times New Roman" w:eastAsia="Arial" w:hAnsi="Times New Roman" w:cs="Times New Roman"/>
+          <w:color w:val="000000" w:themeColor="text1"/>
+          <w:sz w:val="24"/>
+          <w:szCs w:val="24"/>
+        </w:rPr>
+        <w:t>Nisto eu empenho a minha vida</w:t>
+      </w:r>
+      <w:r>
+        <w:rPr>
+          <w:rFonts w:ascii="Times New Roman" w:eastAsia="Arial" w:hAnsi="Times New Roman" w:cs="Times New Roman"/>
+          <w:color w:val="000000" w:themeColor="text1"/>
+          <w:sz w:val="24"/>
+          <w:szCs w:val="24"/>
+        </w:rPr>
+        <w:br/>
+      </w:r>
+      <w:r>
+        <w:rPr>
+          <w:rFonts w:ascii="Times New Roman" w:eastAsia="Arial" w:hAnsi="Times New Roman" w:cs="Times New Roman"/>
+          <w:color w:val="000000" w:themeColor="text1"/>
+          <w:sz w:val="24"/>
+          <w:szCs w:val="24"/>
+        </w:rPr>
+        <w:t>Nenhuma pedra vai clamar em meu lugar!</w:t>
       </w:r>
     </w:p>
     <w:p>
       <w:pPr>
-        <w:spacing w:after="0" w:line="240" w:lineRule="auto"/>
-        <w:rPr>
-          <w:rFonts w:ascii="Arial" w:eastAsia="Arial" w:hAnsi="Arial" w:cs="Arial"/>
+        <w:spacing w:after="120" w:line="240" w:lineRule="auto"/>
+        <w:rPr>
+          <w:rFonts w:ascii="Times New Roman" w:eastAsia="Arial" w:hAnsi="Times New Roman" w:cs="Times New Roman"/>
+          <w:i/>
+          <w:iCs/>
           <w:color w:val="000000" w:themeColor="text1"/>
           <w:sz w:val="24"/>
           <w:szCs w:val="24"/>
@@ -119,43 +174,97 @@
       </w:pPr>
       <w:r>
         <w:rPr>
-          <w:rFonts w:ascii="Arial" w:eastAsia="Arial" w:hAnsi="Arial" w:cs="Arial"/>
-          <w:color w:val="000000" w:themeColor="text1"/>
-          <w:sz w:val="24"/>
-          <w:szCs w:val="24"/>
-        </w:rPr>
-        <w:t>Toda a criação espera</w:t>
-      </w:r>
-      <w:r>
-        <w:br/>
-      </w:r>
-      <w:r>
-        <w:rPr>
-          <w:rFonts w:ascii="Arial" w:eastAsia="Arial" w:hAnsi="Arial" w:cs="Arial"/>
-          <w:color w:val="000000" w:themeColor="text1"/>
-          <w:sz w:val="24"/>
-          <w:szCs w:val="24"/>
-        </w:rPr>
-        <w:t>Ver Tua glória em nós brilhar</w:t>
-      </w:r>
-      <w:r>
-        <w:br/>
-      </w:r>
-      <w:r>
-        <w:rPr>
-          <w:rFonts w:ascii="Arial" w:eastAsia="Arial" w:hAnsi="Arial" w:cs="Arial"/>
-          <w:color w:val="000000" w:themeColor="text1"/>
-          <w:sz w:val="24"/>
-          <w:szCs w:val="24"/>
-        </w:rPr>
-        <w:t>Nisto eu empenho a minha vida</w:t>
+          <w:rFonts w:ascii="Times New Roman" w:eastAsia="Arial" w:hAnsi="Times New Roman" w:cs="Times New Roman"/>
+          <w:b/>
+          <w:bCs/>
+          <w:i/>
+          <w:iCs/>
+          <w:color w:val="000000" w:themeColor="text1"/>
+          <w:sz w:val="24"/>
+          <w:szCs w:val="24"/>
+        </w:rPr>
+        <w:t>Eu tenho a marca de Cristo em mim</w:t>
+      </w:r>
+      <w:r>
+        <w:rPr>
+          <w:rFonts w:ascii="Times New Roman" w:hAnsi="Times New Roman" w:cs="Times New Roman"/>
+          <w:i/>
+          <w:iCs/>
+          <w:sz w:val="24"/>
+          <w:szCs w:val="24"/>
+        </w:rPr>
+        <w:br/>
+      </w:r>
+      <w:r>
+        <w:rPr>
+          <w:rFonts w:ascii="Times New Roman" w:eastAsia="Arial" w:hAnsi="Times New Roman" w:cs="Times New Roman"/>
+          <w:b/>
+          <w:bCs/>
+          <w:i/>
+          <w:iCs/>
+          <w:color w:val="000000" w:themeColor="text1"/>
+          <w:sz w:val="24"/>
+          <w:szCs w:val="24"/>
+        </w:rPr>
+        <w:t>Em meu coração está escrito o Seu nome</w:t>
+      </w:r>
+      <w:r>
+        <w:rPr>
+          <w:rFonts w:ascii="Times New Roman" w:eastAsia="Arial" w:hAnsi="Times New Roman" w:cs="Times New Roman"/>
+          <w:b/>
+          <w:bCs/>
+          <w:i/>
+          <w:iCs/>
+          <w:color w:val="000000" w:themeColor="text1"/>
+          <w:sz w:val="24"/>
+          <w:szCs w:val="24"/>
+        </w:rPr>
+        <w:br/>
+      </w:r>
+      <w:r>
+        <w:rPr>
+          <w:rFonts w:ascii="Times New Roman" w:eastAsia="Arial" w:hAnsi="Times New Roman" w:cs="Times New Roman"/>
+          <w:b/>
+          <w:bCs/>
+          <w:i/>
+          <w:iCs/>
+          <w:color w:val="000000" w:themeColor="text1"/>
+          <w:sz w:val="24"/>
+          <w:szCs w:val="24"/>
+        </w:rPr>
+        <w:t>Seguir os Seus passos é desejo meu</w:t>
+      </w:r>
+      <w:r>
+        <w:rPr>
+          <w:rFonts w:ascii="Times New Roman" w:hAnsi="Times New Roman" w:cs="Times New Roman"/>
+          <w:i/>
+          <w:iCs/>
+          <w:sz w:val="24"/>
+          <w:szCs w:val="24"/>
+        </w:rPr>
+        <w:br/>
+      </w:r>
+      <w:r>
+        <w:rPr>
+          <w:rFonts w:ascii="Times New Roman" w:eastAsia="Arial" w:hAnsi="Times New Roman" w:cs="Times New Roman"/>
+          <w:b/>
+          <w:bCs/>
+          <w:i/>
+          <w:iCs/>
+          <w:color w:val="000000" w:themeColor="text1"/>
+          <w:sz w:val="24"/>
+          <w:szCs w:val="24"/>
+        </w:rPr>
+        <w:t>E corresponder ao chamado de Deus</w:t>
       </w:r>
     </w:p>
     <w:p>
       <w:pPr>
-        <w:spacing w:after="0" w:line="240" w:lineRule="auto"/>
-        <w:rPr>
-          <w:rFonts w:ascii="Arial" w:eastAsia="Arial" w:hAnsi="Arial" w:cs="Arial"/>
+        <w:spacing w:after="120" w:line="240" w:lineRule="auto"/>
+        <w:rPr>
+          <w:rFonts w:ascii="Times New Roman" w:eastAsia="Arial" w:hAnsi="Times New Roman" w:cs="Times New Roman"/>
+          <w:i/>
+          <w:iCs/>
           <w:color w:val="000000" w:themeColor="text1"/>
           <w:sz w:val="24"/>
           <w:szCs w:val="24"/>
@@ -163,19 +272,148 @@
       </w:pPr>
       <w:r>
         <w:rPr>
-          <w:rFonts w:ascii="Arial" w:eastAsia="Arial" w:hAnsi="Arial" w:cs="Arial"/>
-          <w:color w:val="000000" w:themeColor="text1"/>
-          <w:sz w:val="24"/>
-          <w:szCs w:val="24"/>
-        </w:rPr>
-        <w:t>Nenhuma pedra vai clamar em meu lugar!</w:t>
+          <w:rFonts w:ascii="Times New Roman" w:eastAsia="Arial" w:hAnsi="Times New Roman" w:cs="Times New Roman"/>
+          <w:b/>
+          <w:bCs/>
+          <w:i/>
+          <w:iCs/>
+          <w:color w:val="000000" w:themeColor="text1"/>
+          <w:sz w:val="24"/>
+          <w:szCs w:val="24"/>
+        </w:rPr>
+        <w:t>Eu tenho a marca de Cristo em mim</w:t>
+      </w:r>
+      <w:r>
+        <w:rPr>
+          <w:rFonts w:ascii="Times New Roman" w:hAnsi="Times New Roman" w:cs="Times New Roman"/>
+          <w:i/>
+          <w:iCs/>
+          <w:sz w:val="24"/>
+          <w:szCs w:val="24"/>
+        </w:rPr>
+        <w:br/>
+      </w:r>
+      <w:r>
+        <w:rPr>
+          <w:rFonts w:ascii="Times New Roman" w:eastAsia="Arial" w:hAnsi="Times New Roman" w:cs="Times New Roman"/>
+          <w:b/>
+          <w:bCs/>
+          <w:i/>
+          <w:iCs/>
+          <w:color w:val="000000" w:themeColor="text1"/>
+          <w:sz w:val="24"/>
+          <w:szCs w:val="24"/>
+        </w:rPr>
+        <w:t>Prossigo vencendo como Ele venceu</w:t>
+      </w:r>
+      <w:r>
+        <w:rPr>
+          <w:rFonts w:ascii="Times New Roman" w:eastAsia="Arial" w:hAnsi="Times New Roman" w:cs="Times New Roman"/>
+          <w:b/>
+          <w:bCs/>
+          <w:i/>
+          <w:iCs/>
+          <w:color w:val="000000" w:themeColor="text1"/>
+          <w:sz w:val="24"/>
+          <w:szCs w:val="24"/>
+        </w:rPr>
+        <w:br/>
+      </w:r>
+      <w:r>
+        <w:rPr>
+          <w:rFonts w:ascii="Times New Roman" w:eastAsia="Arial" w:hAnsi="Times New Roman" w:cs="Times New Roman"/>
+          <w:b/>
+          <w:bCs/>
+          <w:i/>
+          <w:iCs/>
+          <w:color w:val="000000" w:themeColor="text1"/>
+          <w:sz w:val="24"/>
+          <w:szCs w:val="24"/>
+        </w:rPr>
+        <w:t xml:space="preserve">Persigo o destino escrito </w:t>
+      </w:r>
+      <w:proofErr w:type="gramStart"/>
+      <w:r>
+        <w:rPr>
+          <w:rFonts w:ascii="Times New Roman" w:eastAsia="Arial" w:hAnsi="Times New Roman" w:cs="Times New Roman"/>
+          <w:b/>
+          <w:bCs/>
+          <w:i/>
+          <w:iCs/>
+          <w:color w:val="000000" w:themeColor="text1"/>
+          <w:sz w:val="24"/>
+          <w:szCs w:val="24"/>
+        </w:rPr>
+        <w:t>pra</w:t>
+      </w:r>
+      <w:proofErr w:type="gramEnd"/>
+      <w:r>
+        <w:rPr>
+          <w:rFonts w:ascii="Times New Roman" w:eastAsia="Arial" w:hAnsi="Times New Roman" w:cs="Times New Roman"/>
+          <w:b/>
+          <w:bCs/>
+          <w:i/>
+          <w:iCs/>
+          <w:color w:val="000000" w:themeColor="text1"/>
+          <w:sz w:val="24"/>
+          <w:szCs w:val="24"/>
+        </w:rPr>
+        <w:t xml:space="preserve"> mim </w:t>
+      </w:r>
+      <w:r>
+        <w:rPr>
+          <w:rFonts w:ascii="Times New Roman" w:hAnsi="Times New Roman" w:cs="Times New Roman"/>
+          <w:i/>
+          <w:iCs/>
+          <w:sz w:val="24"/>
+          <w:szCs w:val="24"/>
+        </w:rPr>
+        <w:br/>
+      </w:r>
+      <w:r>
+        <w:rPr>
+          <w:rFonts w:ascii="Times New Roman" w:eastAsia="Arial" w:hAnsi="Times New Roman" w:cs="Times New Roman"/>
+          <w:b/>
+          <w:bCs/>
+          <w:i/>
+          <w:iCs/>
+          <w:color w:val="000000" w:themeColor="text1"/>
+          <w:sz w:val="24"/>
+          <w:szCs w:val="24"/>
+        </w:rPr>
+        <w:t xml:space="preserve">De herdar o Seu reino andando em vitória </w:t>
+      </w:r>
+      <w:r>
+        <w:rPr>
+          <w:rFonts w:ascii="Times New Roman" w:hAnsi="Times New Roman" w:cs="Times New Roman"/>
+          <w:i/>
+          <w:iCs/>
+          <w:sz w:val="24"/>
+          <w:szCs w:val="24"/>
+        </w:rPr>
+        <w:br/>
+      </w:r>
+      <w:r>
+        <w:rPr>
+          <w:rFonts w:ascii="Times New Roman" w:eastAsia="Arial" w:hAnsi="Times New Roman" w:cs="Times New Roman"/>
+          <w:b/>
+          <w:bCs/>
+          <w:i/>
+          <w:iCs/>
+          <w:color w:val="000000" w:themeColor="text1"/>
+          <w:sz w:val="24"/>
+          <w:szCs w:val="24"/>
+        </w:rPr>
+        <w:t>E corresponder ao chamado de Deus!</w:t>
       </w:r>
     </w:p>
     <w:p>
       <w:pPr>
-        <w:spacing w:before="120" w:after="0" w:line="240" w:lineRule="auto"/>
-        <w:rPr>
-          <w:rFonts w:ascii="Arial" w:eastAsia="Arial" w:hAnsi="Arial" w:cs="Arial"/>
+        <w:spacing w:after="120" w:line="240" w:lineRule="auto"/>
+        <w:rPr>
+          <w:rFonts w:ascii="Times New Roman" w:eastAsia="Arial" w:hAnsi="Times New Roman" w:cs="Times New Roman"/>
+          <w:b/>
+          <w:bCs/>
           <w:color w:val="000000" w:themeColor="text1"/>
           <w:sz w:val="24"/>
           <w:szCs w:val="24"/>
@@ -183,35 +421,54 @@
       </w:pPr>
       <w:r>
         <w:rPr>
-          <w:rFonts w:ascii="Arial" w:eastAsia="Arial" w:hAnsi="Arial" w:cs="Arial"/>
-          <w:b/>
-          <w:bCs/>
-          <w:color w:val="000000" w:themeColor="text1"/>
-          <w:sz w:val="24"/>
-          <w:szCs w:val="24"/>
-        </w:rPr>
-        <w:t>Eu tenho a marca de Cristo em mim</w:t>
-      </w:r>
-      <w:r>
-        <w:br/>
-      </w:r>
-      <w:r>
-        <w:rPr>
-          <w:rFonts w:ascii="Arial" w:eastAsia="Arial" w:hAnsi="Arial" w:cs="Arial"/>
-          <w:b/>
-          <w:bCs/>
-          <w:color w:val="000000" w:themeColor="text1"/>
-          <w:sz w:val="24"/>
-          <w:szCs w:val="24"/>
-        </w:rPr>
-        <w:t>Em meu coração está escrito o Seu nome</w:t>
+          <w:rFonts w:ascii="Times New Roman" w:eastAsia="Arial" w:hAnsi="Times New Roman" w:cs="Times New Roman"/>
+          <w:b/>
+          <w:bCs/>
+          <w:color w:val="000000" w:themeColor="text1"/>
+          <w:sz w:val="24"/>
+          <w:szCs w:val="24"/>
+        </w:rPr>
+        <w:t>[R</w:t>
+      </w:r>
+      <w:r>
+        <w:rPr>
+          <w:rFonts w:ascii="Times New Roman" w:eastAsia="Arial" w:hAnsi="Times New Roman" w:cs="Times New Roman"/>
+          <w:b/>
+          <w:bCs/>
+          <w:color w:val="000000" w:themeColor="text1"/>
+          <w:sz w:val="24"/>
+          <w:szCs w:val="24"/>
+        </w:rPr>
+        <w:t xml:space="preserve">EPETE </w:t>
+      </w:r>
+      <w:r>
+        <w:rPr>
+          <w:rFonts w:ascii="Times New Roman" w:eastAsia="Arial" w:hAnsi="Times New Roman" w:cs="Times New Roman"/>
+          <w:b/>
+          <w:bCs/>
+          <w:color w:val="000000" w:themeColor="text1"/>
+          <w:sz w:val="24"/>
+          <w:szCs w:val="24"/>
+        </w:rPr>
+        <w:t>ACIMA</w:t>
+      </w:r>
+      <w:r>
+        <w:rPr>
+          <w:rFonts w:ascii="Times New Roman" w:eastAsia="Arial" w:hAnsi="Times New Roman" w:cs="Times New Roman"/>
+          <w:b/>
+          <w:bCs/>
+          <w:color w:val="000000" w:themeColor="text1"/>
+          <w:sz w:val="24"/>
+          <w:szCs w:val="24"/>
+        </w:rPr>
+        <w:t>]</w:t>
       </w:r>
     </w:p>
     <w:p>
       <w:pPr>
-        <w:spacing w:after="0" w:line="240" w:lineRule="auto"/>
-        <w:rPr>
-          <w:rFonts w:ascii="Arial" w:eastAsia="Arial" w:hAnsi="Arial" w:cs="Arial"/>
+        <w:spacing w:after="120" w:line="240" w:lineRule="auto"/>
+        <w:rPr>
+          <w:rFonts w:ascii="Times New Roman" w:eastAsia="Arial" w:hAnsi="Times New Roman" w:cs="Times New Roman"/>
           <w:color w:val="000000" w:themeColor="text1"/>
           <w:sz w:val="24"/>
           <w:szCs w:val="24"/>
@@ -219,35 +476,36 @@
       </w:pPr>
       <w:r>
         <w:rPr>
-          <w:rFonts w:ascii="Arial" w:eastAsia="Arial" w:hAnsi="Arial" w:cs="Arial"/>
-          <w:b/>
-          <w:bCs/>
-          <w:color w:val="000000" w:themeColor="text1"/>
-          <w:sz w:val="24"/>
-          <w:szCs w:val="24"/>
-        </w:rPr>
-        <w:t>Seguir os Seus passos é desejo meu</w:t>
-      </w:r>
-      <w:r>
-        <w:br/>
-      </w:r>
-      <w:r>
-        <w:rPr>
-          <w:rFonts w:ascii="Arial" w:eastAsia="Arial" w:hAnsi="Arial" w:cs="Arial"/>
-          <w:b/>
-          <w:bCs/>
-          <w:color w:val="000000" w:themeColor="text1"/>
-          <w:sz w:val="24"/>
-          <w:szCs w:val="24"/>
-        </w:rPr>
-        <w:t>E corresponder ao chamado de Deus</w:t>
+          <w:rFonts w:ascii="Times New Roman" w:eastAsia="Arial" w:hAnsi="Times New Roman" w:cs="Times New Roman"/>
+          <w:color w:val="000000" w:themeColor="text1"/>
+          <w:sz w:val="24"/>
+          <w:szCs w:val="24"/>
+        </w:rPr>
+        <w:t>Na minha fraqueza tenho fortalecido</w:t>
+      </w:r>
+      <w:r>
+        <w:rPr>
+          <w:rFonts w:ascii="Times New Roman" w:hAnsi="Times New Roman" w:cs="Times New Roman"/>
+          <w:sz w:val="24"/>
+          <w:szCs w:val="24"/>
+        </w:rPr>
+        <w:br/>
+      </w:r>
+      <w:r>
+        <w:rPr>
+          <w:rFonts w:ascii="Times New Roman" w:eastAsia="Arial" w:hAnsi="Times New Roman" w:cs="Times New Roman"/>
+          <w:color w:val="000000" w:themeColor="text1"/>
+          <w:sz w:val="24"/>
+          <w:szCs w:val="24"/>
+        </w:rPr>
+        <w:t>Na Tua presença, Senhor</w:t>
       </w:r>
     </w:p>
     <w:p>
       <w:pPr>
-        <w:spacing w:after="0" w:line="240" w:lineRule="auto"/>
-        <w:rPr>
-          <w:rFonts w:ascii="Arial" w:eastAsia="Arial" w:hAnsi="Arial" w:cs="Arial"/>
+        <w:spacing w:after="120" w:line="240" w:lineRule="auto"/>
+        <w:rPr>
+          <w:rFonts w:ascii="Times New Roman" w:eastAsia="Arial" w:hAnsi="Times New Roman" w:cs="Times New Roman"/>
           <w:color w:val="000000" w:themeColor="text1"/>
           <w:sz w:val="24"/>
           <w:szCs w:val="24"/>
@@ -255,35 +513,49 @@
       </w:pPr>
       <w:r>
         <w:rPr>
-          <w:rFonts w:ascii="Arial" w:eastAsia="Arial" w:hAnsi="Arial" w:cs="Arial"/>
-          <w:b/>
-          <w:bCs/>
-          <w:color w:val="000000" w:themeColor="text1"/>
-          <w:sz w:val="24"/>
-          <w:szCs w:val="24"/>
-        </w:rPr>
-        <w:t>Eu tenho a marca de Cristo em mim</w:t>
-      </w:r>
-      <w:r>
-        <w:br/>
-      </w:r>
-      <w:r>
-        <w:rPr>
-          <w:rFonts w:ascii="Arial" w:eastAsia="Arial" w:hAnsi="Arial" w:cs="Arial"/>
-          <w:b/>
-          <w:bCs/>
-          <w:color w:val="000000" w:themeColor="text1"/>
-          <w:sz w:val="24"/>
-          <w:szCs w:val="24"/>
-        </w:rPr>
-        <w:t>Prossigo vencendo como Ele venceu</w:t>
+          <w:rFonts w:ascii="Times New Roman" w:eastAsia="Arial" w:hAnsi="Times New Roman" w:cs="Times New Roman"/>
+          <w:color w:val="000000" w:themeColor="text1"/>
+          <w:sz w:val="24"/>
+          <w:szCs w:val="24"/>
+        </w:rPr>
+        <w:t>Na Tua palavra encontro poder</w:t>
+      </w:r>
+      <w:r>
+        <w:rPr>
+          <w:rFonts w:ascii="Times New Roman" w:hAnsi="Times New Roman" w:cs="Times New Roman"/>
+          <w:sz w:val="24"/>
+          <w:szCs w:val="24"/>
+        </w:rPr>
+        <w:br/>
+      </w:r>
+      <w:proofErr w:type="gramStart"/>
+      <w:r>
+        <w:rPr>
+          <w:rFonts w:ascii="Times New Roman" w:eastAsia="Arial" w:hAnsi="Times New Roman" w:cs="Times New Roman"/>
+          <w:color w:val="000000" w:themeColor="text1"/>
+          <w:sz w:val="24"/>
+          <w:szCs w:val="24"/>
+        </w:rPr>
+        <w:t>Pra</w:t>
+      </w:r>
+      <w:proofErr w:type="gramEnd"/>
+      <w:r>
+        <w:rPr>
+          <w:rFonts w:ascii="Times New Roman" w:eastAsia="Arial" w:hAnsi="Times New Roman" w:cs="Times New Roman"/>
+          <w:color w:val="000000" w:themeColor="text1"/>
+          <w:sz w:val="24"/>
+          <w:szCs w:val="24"/>
+        </w:rPr>
+        <w:t xml:space="preserve"> ser mais que um vencedor!</w:t>
       </w:r>
     </w:p>
     <w:p>
       <w:pPr>
-        <w:spacing w:after="0" w:line="240" w:lineRule="auto"/>
-        <w:rPr>
-          <w:rFonts w:ascii="Arial" w:eastAsia="Arial" w:hAnsi="Arial" w:cs="Arial"/>
+        <w:spacing w:after="120" w:line="240" w:lineRule="auto"/>
+        <w:rPr>
+          <w:rFonts w:ascii="Times New Roman" w:eastAsia="Arial" w:hAnsi="Times New Roman" w:cs="Times New Roman"/>
+          <w:i/>
+          <w:iCs/>
           <w:color w:val="000000" w:themeColor="text1"/>
           <w:sz w:val="24"/>
           <w:szCs w:val="24"/>
@@ -291,73 +563,49 @@
       </w:pPr>
       <w:r>
         <w:rPr>
-          <w:rFonts w:ascii="Arial" w:eastAsia="Arial" w:hAnsi="Arial" w:cs="Arial"/>
-          <w:b/>
-          <w:bCs/>
-          <w:color w:val="000000" w:themeColor="text1"/>
-          <w:sz w:val="24"/>
-          <w:szCs w:val="24"/>
-        </w:rPr>
-        <w:t xml:space="preserve">Persigo o destino escrito </w:t>
-      </w:r>
-      <w:proofErr w:type="gramStart"/>
-      <w:r>
-        <w:rPr>
-          <w:rFonts w:ascii="Arial" w:eastAsia="Arial" w:hAnsi="Arial" w:cs="Arial"/>
-          <w:b/>
-          <w:bCs/>
-          <w:color w:val="000000" w:themeColor="text1"/>
-          <w:sz w:val="24"/>
-          <w:szCs w:val="24"/>
-        </w:rPr>
-        <w:t>pra</w:t>
-      </w:r>
-      <w:proofErr w:type="gramEnd"/>
-      <w:r>
-        <w:rPr>
-          <w:rFonts w:ascii="Arial" w:eastAsia="Arial" w:hAnsi="Arial" w:cs="Arial"/>
-          <w:b/>
-          <w:bCs/>
-          <w:color w:val="000000" w:themeColor="text1"/>
-          <w:sz w:val="24"/>
-          <w:szCs w:val="24"/>
-        </w:rPr>
-        <w:t xml:space="preserve"> mim </w:t>
-      </w:r>
-      <w:r>
-        <w:br/>
-      </w:r>
-      <w:r>
-        <w:rPr>
-          <w:rFonts w:ascii="Arial" w:eastAsia="Arial" w:hAnsi="Arial" w:cs="Arial"/>
-          <w:b/>
-          <w:bCs/>
-          <w:color w:val="000000" w:themeColor="text1"/>
-          <w:sz w:val="24"/>
-          <w:szCs w:val="24"/>
-        </w:rPr>
-        <w:t xml:space="preserve">De herdar o Seu reino andando em vitória </w:t>
-      </w:r>
-      <w:r>
-        <w:br/>
-      </w:r>
-      <w:r>
-        <w:rPr>
-          <w:rFonts w:ascii="Arial" w:eastAsia="Arial" w:hAnsi="Arial" w:cs="Arial"/>
-          <w:b/>
-          <w:bCs/>
-          <w:color w:val="000000" w:themeColor="text1"/>
-          <w:sz w:val="24"/>
-          <w:szCs w:val="24"/>
-        </w:rPr>
-        <w:t>E corresponder ao chamado de Deus!</w:t>
+          <w:rFonts w:ascii="Times New Roman" w:eastAsia="Arial" w:hAnsi="Times New Roman" w:cs="Times New Roman"/>
+          <w:b/>
+          <w:bCs/>
+          <w:i/>
+          <w:iCs/>
+          <w:color w:val="000000" w:themeColor="text1"/>
+          <w:sz w:val="24"/>
+          <w:szCs w:val="24"/>
+        </w:rPr>
+        <w:t>[R</w:t>
+      </w:r>
+      <w:r>
+        <w:rPr>
+          <w:rFonts w:ascii="Times New Roman" w:eastAsia="Arial" w:hAnsi="Times New Roman" w:cs="Times New Roman"/>
+          <w:b/>
+          <w:bCs/>
+          <w:i/>
+          <w:iCs/>
+          <w:color w:val="000000" w:themeColor="text1"/>
+          <w:sz w:val="24"/>
+          <w:szCs w:val="24"/>
+        </w:rPr>
+        <w:t>EFRÃO</w:t>
+      </w:r>
+      <w:r>
+        <w:rPr>
+          <w:rFonts w:ascii="Times New Roman" w:eastAsia="Arial" w:hAnsi="Times New Roman" w:cs="Times New Roman"/>
+          <w:b/>
+          <w:bCs/>
+          <w:i/>
+          <w:iCs/>
+          <w:color w:val="000000" w:themeColor="text1"/>
+          <w:sz w:val="24"/>
+          <w:szCs w:val="24"/>
+        </w:rPr>
+        <w:t xml:space="preserve">] </w:t>
       </w:r>
     </w:p>
     <w:p>
       <w:pPr>
-        <w:spacing w:before="120" w:after="0" w:line="240" w:lineRule="auto"/>
-        <w:rPr>
-          <w:rFonts w:ascii="Arial" w:eastAsia="Arial" w:hAnsi="Arial" w:cs="Arial"/>
+        <w:spacing w:after="120" w:line="240" w:lineRule="auto"/>
+        <w:rPr>
+          <w:rFonts w:ascii="Times New Roman" w:eastAsia="Arial" w:hAnsi="Times New Roman" w:cs="Times New Roman"/>
           <w:color w:val="000000" w:themeColor="text1"/>
           <w:sz w:val="24"/>
           <w:szCs w:val="24"/>
@@ -365,188 +613,33 @@
       </w:pPr>
       <w:r>
         <w:rPr>
-          <w:rFonts w:ascii="Arial" w:eastAsia="Arial" w:hAnsi="Arial" w:cs="Arial"/>
-          <w:color w:val="000000" w:themeColor="text1"/>
-          <w:sz w:val="24"/>
-          <w:szCs w:val="24"/>
-        </w:rPr>
-        <w:t>[R</w:t>
-      </w:r>
-      <w:r>
-        <w:rPr>
-          <w:rFonts w:ascii="Arial" w:eastAsia="Arial" w:hAnsi="Arial" w:cs="Arial"/>
-          <w:color w:val="000000" w:themeColor="text1"/>
-          <w:sz w:val="24"/>
-          <w:szCs w:val="24"/>
-        </w:rPr>
-        <w:t>EPETE TODA</w:t>
-      </w:r>
-      <w:r>
-        <w:rPr>
-          <w:rFonts w:ascii="Arial" w:eastAsia="Arial" w:hAnsi="Arial" w:cs="Arial"/>
-          <w:color w:val="000000" w:themeColor="text1"/>
-          <w:sz w:val="24"/>
-          <w:szCs w:val="24"/>
-        </w:rPr>
-        <w:t>]</w:t>
+          <w:rFonts w:ascii="Times New Roman" w:eastAsia="Arial" w:hAnsi="Times New Roman" w:cs="Times New Roman"/>
+          <w:bCs/>
+          <w:color w:val="000000" w:themeColor="text1"/>
+          <w:sz w:val="24"/>
+          <w:szCs w:val="24"/>
+        </w:rPr>
+        <w:t xml:space="preserve">De herdar o Seu reino andando em vitória </w:t>
+      </w:r>
+      <w:r>
+        <w:rPr>
+          <w:rFonts w:ascii="Times New Roman" w:hAnsi="Times New Roman" w:cs="Times New Roman"/>
+          <w:sz w:val="24"/>
+          <w:szCs w:val="24"/>
+        </w:rPr>
+        <w:br/>
+      </w:r>
+      <w:r>
+        <w:rPr>
+          <w:rFonts w:ascii="Times New Roman" w:eastAsia="Arial" w:hAnsi="Times New Roman" w:cs="Times New Roman"/>
+          <w:bCs/>
+          <w:color w:val="000000" w:themeColor="text1"/>
+          <w:sz w:val="24"/>
+          <w:szCs w:val="24"/>
+        </w:rPr>
+        <w:t>E corresponder ao chamado de Deus!</w:t>
       </w:r>
     </w:p>
-    <w:p>
-      <w:pPr>
-        <w:spacing w:before="120" w:after="0" w:line="240" w:lineRule="auto"/>
-        <w:rPr>
-          <w:rFonts w:ascii="Arial" w:eastAsia="Arial" w:hAnsi="Arial" w:cs="Arial"/>
-          <w:color w:val="000000" w:themeColor="text1"/>
-          <w:sz w:val="24"/>
-          <w:szCs w:val="24"/>
-        </w:rPr>
-      </w:pPr>
-      <w:r>
-        <w:rPr>
-          <w:rFonts w:ascii="Arial" w:eastAsia="Arial" w:hAnsi="Arial" w:cs="Arial"/>
-          <w:color w:val="000000" w:themeColor="text1"/>
-          <w:sz w:val="24"/>
-          <w:szCs w:val="24"/>
-        </w:rPr>
-        <w:t>Na minha fraqueza tenho fortalecido</w:t>
-      </w:r>
-      <w:r>
-        <w:br/>
-      </w:r>
-      <w:r>
-        <w:rPr>
-          <w:rFonts w:ascii="Arial" w:eastAsia="Arial" w:hAnsi="Arial" w:cs="Arial"/>
-          <w:color w:val="000000" w:themeColor="text1"/>
-          <w:sz w:val="24"/>
-          <w:szCs w:val="24"/>
-        </w:rPr>
-        <w:t>Na Tua presença, Senhor</w:t>
-      </w:r>
-    </w:p>
-    <w:p>
-      <w:pPr>
-        <w:spacing w:after="0" w:line="240" w:lineRule="auto"/>
-        <w:rPr>
-          <w:rFonts w:ascii="Arial" w:eastAsia="Arial" w:hAnsi="Arial" w:cs="Arial"/>
-          <w:color w:val="000000" w:themeColor="text1"/>
-          <w:sz w:val="24"/>
-          <w:szCs w:val="24"/>
-        </w:rPr>
-      </w:pPr>
-      <w:r>
-        <w:rPr>
-          <w:rFonts w:ascii="Arial" w:eastAsia="Arial" w:hAnsi="Arial" w:cs="Arial"/>
-          <w:color w:val="000000" w:themeColor="text1"/>
-          <w:sz w:val="24"/>
-          <w:szCs w:val="24"/>
-        </w:rPr>
-        <w:t>Na Tua palavra encontro poder</w:t>
-      </w:r>
-      <w:r>
-        <w:br/>
-      </w:r>
-      <w:proofErr w:type="gramStart"/>
-      <w:r>
-        <w:rPr>
-          <w:rFonts w:ascii="Arial" w:eastAsia="Arial" w:hAnsi="Arial" w:cs="Arial"/>
-          <w:color w:val="000000" w:themeColor="text1"/>
-          <w:sz w:val="24"/>
-          <w:szCs w:val="24"/>
-        </w:rPr>
-        <w:t>Pra</w:t>
-      </w:r>
-      <w:proofErr w:type="gramEnd"/>
-      <w:r>
-        <w:rPr>
-          <w:rFonts w:ascii="Arial" w:eastAsia="Arial" w:hAnsi="Arial" w:cs="Arial"/>
-          <w:color w:val="000000" w:themeColor="text1"/>
-          <w:sz w:val="24"/>
-          <w:szCs w:val="24"/>
-        </w:rPr>
-        <w:t xml:space="preserve"> ser mais que um vencedor!</w:t>
-      </w:r>
-    </w:p>
-    <w:p>
-      <w:pPr>
-        <w:spacing w:before="120" w:after="0" w:line="240" w:lineRule="auto"/>
-        <w:rPr>
-          <w:rFonts w:ascii="Arial" w:eastAsia="Arial" w:hAnsi="Arial" w:cs="Arial"/>
-          <w:color w:val="000000" w:themeColor="text1"/>
-          <w:sz w:val="24"/>
-          <w:szCs w:val="24"/>
-        </w:rPr>
-      </w:pPr>
-      <w:r>
-        <w:rPr>
-          <w:rFonts w:ascii="Arial" w:eastAsia="Arial" w:hAnsi="Arial" w:cs="Arial"/>
-          <w:b/>
-          <w:bCs/>
-          <w:color w:val="000000" w:themeColor="text1"/>
-          <w:sz w:val="24"/>
-          <w:szCs w:val="24"/>
-        </w:rPr>
-        <w:t>[R</w:t>
-      </w:r>
-      <w:r>
-        <w:rPr>
-          <w:rFonts w:ascii="Arial" w:eastAsia="Arial" w:hAnsi="Arial" w:cs="Arial"/>
-          <w:b/>
-          <w:bCs/>
-          <w:color w:val="000000" w:themeColor="text1"/>
-          <w:sz w:val="24"/>
-          <w:szCs w:val="24"/>
-        </w:rPr>
-        <w:t>EFRÃO</w:t>
-      </w:r>
-      <w:r>
-        <w:rPr>
-          <w:rFonts w:ascii="Arial" w:eastAsia="Arial" w:hAnsi="Arial" w:cs="Arial"/>
-          <w:b/>
-          <w:bCs/>
-          <w:color w:val="000000" w:themeColor="text1"/>
-          <w:sz w:val="24"/>
-          <w:szCs w:val="24"/>
-        </w:rPr>
-        <w:t xml:space="preserve">] </w:t>
-      </w:r>
-    </w:p>
-    <w:p>
-      <w:pPr>
-        <w:spacing w:before="120" w:after="0" w:line="240" w:lineRule="auto"/>
-        <w:rPr>
-          <w:rFonts w:ascii="Arial" w:eastAsia="Arial" w:hAnsi="Arial" w:cs="Arial"/>
-          <w:color w:val="000000" w:themeColor="text1"/>
-          <w:sz w:val="24"/>
-          <w:szCs w:val="24"/>
-        </w:rPr>
-      </w:pPr>
-      <w:bookmarkStart w:id="0" w:name="_GoBack"/>
-      <w:r>
-        <w:rPr>
-          <w:rFonts w:ascii="Arial" w:eastAsia="Arial" w:hAnsi="Arial" w:cs="Arial"/>
-          <w:bCs/>
-          <w:color w:val="000000" w:themeColor="text1"/>
-          <w:sz w:val="24"/>
-          <w:szCs w:val="24"/>
-        </w:rPr>
-        <w:t xml:space="preserve">De herdar o Seu reino andando em vitória </w:t>
-      </w:r>
-      <w:r>
-        <w:br/>
-      </w:r>
-      <w:r>
-        <w:rPr>
-          <w:rFonts w:ascii="Arial" w:eastAsia="Arial" w:hAnsi="Arial" w:cs="Arial"/>
-          <w:bCs/>
-          <w:color w:val="000000" w:themeColor="text1"/>
-          <w:sz w:val="24"/>
-          <w:szCs w:val="24"/>
-        </w:rPr>
-        <w:t>E corresponder ao chamado de Deus!</w:t>
-      </w:r>
-    </w:p>
-    <w:bookmarkEnd w:id="0"/>
-    <w:p/>
     <w:sectPr>
       <w:pgSz w:w="11906" w:h="16838"/>
       <w:pgMar w:top="1440" w:right="1440" w:bottom="1440" w:left="1440" w:header="720" w:footer="720" w:gutter="0"/>
@@ -558,7 +651,7 @@
 </file>
 
 <file path=word/styles.xml><?xml version="1.0" encoding="utf-8"?>
-<w:styles xmlns:mc="http://schemas.openxmlformats.org/markup-compatibility/2006" xmlns:r="http://schemas.openxmlformats.org/officeDocument/2006/relationships" xmlns:w="http://schemas.openxmlformats.org/wordprocessingml/2006/main" xmlns:w14="http://schemas.microsoft.com/office/word/2010/wordml" xmlns:w15="http://schemas.microsoft.com/office/word/2012/wordml" xmlns:w16cid="http://schemas.microsoft.com/office/word/2016/wordml/cid" xmlns:w16se="http://schemas.microsoft.com/office/word/2015/wordml/symex" mc:Ignorable="w14 w15 w16se w16cid">
+<w:styles xmlns:mc="http://schemas.openxmlformats.org/markup-compatibility/2006" xmlns:r="http://schemas.openxmlformats.org/officeDocument/2006/relationships" xmlns:w="http://schemas.openxmlformats.org/wordprocessingml/2006/main" xmlns:w14="http://schemas.microsoft.com/office/word/2010/wordml" xmlns:w15="http://schemas.microsoft.com/office/word/2012/wordml" xmlns:w16cex="http://schemas.microsoft.com/office/word/2018/wordml/cex" xmlns:w16cid="http://schemas.microsoft.com/office/word/2016/wordml/cid" xmlns:w16="http://schemas.microsoft.com/office/word/2018/wordml" xmlns:w16du="http://schemas.microsoft.com/office/word/2023/wordml/word16du" xmlns:w16sdtdh="http://schemas.microsoft.com/office/word/2020/wordml/sdtdatahash" xmlns:w16sdtfl="http://schemas.microsoft.com/office/word/2024/wordml/sdtformatlock" xmlns:w16se="http://schemas.microsoft.com/office/word/2015/wordml/symex" mc:Ignorable="w14 w15 w16se w16cid w16 w16cex w16sdtdh w16sdtfl w16du">
   <w:docDefaults>
     <w:rPrDefault>
       <w:rPr>
@@ -574,7 +667,7 @@
       </w:pPr>
     </w:pPrDefault>
   </w:docDefaults>
-  <w:latentStyles w:defLockedState="0" w:defUIPriority="99" w:defSemiHidden="0" w:defUnhideWhenUsed="0" w:defQFormat="0" w:count="375">
+  <w:latentStyles w:defLockedState="0" w:defUIPriority="99" w:defSemiHidden="0" w:defUnhideWhenUsed="0" w:defQFormat="0" w:count="376">
     <w:lsdException w:name="Normal" w:uiPriority="0" w:qFormat="1"/>
     <w:lsdException w:name="heading 1" w:uiPriority="9" w:qFormat="1"/>
     <w:lsdException w:name="heading 2" w:semiHidden="1" w:uiPriority="9" w:unhideWhenUsed="1" w:qFormat="1"/>
@@ -680,6 +773,7 @@
     <w:lsdException w:name="HTML Sample" w:semiHidden="1" w:unhideWhenUsed="1"/>
     <w:lsdException w:name="HTML Typewriter" w:semiHidden="1" w:unhideWhenUsed="1"/>
     <w:lsdException w:name="HTML Variable" w:semiHidden="1" w:unhideWhenUsed="1"/>
+    <w:lsdException w:name="Normal Table" w:semiHidden="1" w:unhideWhenUsed="1"/>
     <w:lsdException w:name="annotation subject" w:semiHidden="1" w:unhideWhenUsed="1"/>
     <w:lsdException w:name="No List" w:semiHidden="1" w:unhideWhenUsed="1"/>
     <w:lsdException w:name="Outline List 1" w:semiHidden="1" w:unhideWhenUsed="1"/>
@@ -723,8 +817,10 @@
     <w:lsdException w:name="Table Elegant" w:semiHidden="1" w:unhideWhenUsed="1"/>
     <w:lsdException w:name="Table Professional" w:semiHidden="1" w:unhideWhenUsed="1"/>
     <w:lsdException w:name="Table Subtle 1" w:semiHidden="1" w:unhideWhenUsed="1"/>
+    <w:lsdException w:name="Table Subtle 2" w:semiHidden="1" w:unhideWhenUsed="1"/>
     <w:lsdException w:name="Table Web 1" w:semiHidden="1" w:unhideWhenUsed="1"/>
     <w:lsdException w:name="Table Web 2" w:semiHidden="1" w:unhideWhenUsed="1"/>
+    <w:lsdException w:name="Table Web 3" w:semiHidden="1" w:unhideWhenUsed="1"/>
     <w:lsdException w:name="Balloon Text" w:semiHidden="1" w:unhideWhenUsed="1"/>
     <w:lsdException w:name="Table Grid" w:uiPriority="39"/>
     <w:lsdException w:name="Table Theme" w:semiHidden="1" w:unhideWhenUsed="1"/>
@@ -947,10 +1043,32 @@
     <w:lsdException w:name="Smart Hyperlink" w:semiHidden="1" w:unhideWhenUsed="1"/>
     <w:lsdException w:name="Hashtag" w:semiHidden="1" w:unhideWhenUsed="1"/>
     <w:lsdException w:name="Unresolved Mention" w:semiHidden="1" w:unhideWhenUsed="1"/>
+    <w:lsdException w:name="Smart Link" w:semiHidden="1" w:unhideWhenUsed="1"/>
   </w:latentStyles>
   <w:style w:type="paragraph" w:default="1" w:styleId="Normal">
     <w:name w:val="Normal"/>
     <w:qFormat/>
+  </w:style>
+  <w:style w:type="paragraph" w:styleId="Ttulo1">
+    <w:name w:val="heading 1"/>
+    <w:basedOn w:val="Normal"/>
+    <w:next w:val="Normal"/>
+    <w:link w:val="Ttulo1Char"/>
+    <w:uiPriority w:val="9"/>
+    <w:qFormat/>
+    <w:rsid w:val="00454206"/>
+    <w:pPr>
+      <w:keepNext/>
+      <w:keepLines/>
+      <w:spacing w:before="240" w:after="0"/>
+      <w:outlineLvl w:val="0"/>
+    </w:pPr>
+    <w:rPr>
+      <w:rFonts w:asciiTheme="majorHAnsi" w:eastAsiaTheme="majorEastAsia" w:hAnsiTheme="majorHAnsi" w:cstheme="majorBidi"/>
+      <w:color w:val="2F5496" w:themeColor="accent1" w:themeShade="BF"/>
+      <w:sz w:val="32"/>
+      <w:szCs w:val="32"/>
+    </w:rPr>
   </w:style>
   <w:style w:type="character" w:default="1" w:styleId="Fontepargpadro">
     <w:name w:val="Default Paragraph Font"/>
@@ -978,6 +1096,19 @@
     <w:uiPriority w:val="99"/>
     <w:semiHidden/>
     <w:unhideWhenUsed/>
+  </w:style>
+  <w:style w:type="character" w:customStyle="1" w:styleId="Ttulo1Char">
+    <w:name w:val="Título 1 Char"/>
+    <w:basedOn w:val="Fontepargpadro"/>
+    <w:link w:val="Ttulo1"/>
+    <w:uiPriority w:val="9"/>
+    <w:rsid w:val="00454206"/>
+    <w:rPr>
+      <w:rFonts w:asciiTheme="majorHAnsi" w:eastAsiaTheme="majorEastAsia" w:hAnsiTheme="majorHAnsi" w:cstheme="majorBidi"/>
+      <w:color w:val="2F5496" w:themeColor="accent1" w:themeShade="BF"/>
+      <w:sz w:val="32"/>
+      <w:szCs w:val="32"/>
+    </w:rPr>
   </w:style>
 </w:styles>
 </file>
